--- a/TP-KB-251-Ilia-Prokhorenko-lpr.docx
+++ b/TP-KB-251-Ilia-Prokhorenko-lpr.docx
@@ -1161,19 +1161,20 @@
       </w:pPr>
       <w:r>
         <w:rPr>
+          <w:noProof/>
           <w:lang w:val="ru-RU"/>
         </w:rPr>
         <w:drawing>
-          <wp:anchor distT="0" distB="0" distL="114300" distR="114300" simplePos="0" relativeHeight="251658240" behindDoc="0" locked="0" layoutInCell="1" allowOverlap="1" wp14:anchorId="47D133B8" wp14:editId="0F0C017F">
+          <wp:anchor distT="0" distB="0" distL="114300" distR="114300" simplePos="0" relativeHeight="251658240" behindDoc="0" locked="0" layoutInCell="1" allowOverlap="1" wp14:anchorId="47D133B8" wp14:editId="09263FB1">
             <wp:simplePos x="0" y="0"/>
             <wp:positionH relativeFrom="margin">
               <wp:align>center</wp:align>
             </wp:positionH>
             <wp:positionV relativeFrom="paragraph">
-              <wp:posOffset>561502</wp:posOffset>
+              <wp:posOffset>540385</wp:posOffset>
             </wp:positionV>
-            <wp:extent cx="6831965" cy="3023235"/>
-            <wp:effectExtent l="0" t="0" r="6985" b="5715"/>
+            <wp:extent cx="7016750" cy="3105150"/>
+            <wp:effectExtent l="0" t="0" r="0" b="0"/>
             <wp:wrapTopAndBottom/>
             <wp:docPr id="1" name="Рисунок 1"/>
             <wp:cNvGraphicFramePr>
@@ -1201,7 +1202,7 @@
                   <pic:spPr>
                     <a:xfrm>
                       <a:off x="0" y="0"/>
-                      <a:ext cx="6831965" cy="3023235"/>
+                      <a:ext cx="7016750" cy="3105150"/>
                     </a:xfrm>
                     <a:prstGeom prst="rect">
                       <a:avLst/>
@@ -1259,23 +1260,7 @@
           <w:bCs/>
           <w:lang w:val="uk-UA"/>
         </w:rPr>
-        <w:t>2</w:t>
-      </w:r>
-      <w:r>
-        <w:rPr>
-          <w:b/>
-          <w:bCs/>
-          <w:lang w:val="uk-UA"/>
-        </w:rPr>
-        <w:t xml:space="preserve">. </w:t>
-      </w:r>
-      <w:r>
-        <w:rPr>
-          <w:b/>
-          <w:bCs/>
-          <w:lang w:val="uk-UA"/>
-        </w:rPr>
-        <w:t>Тестування функцій</w:t>
+        <w:t>2. Тестування функцій</w:t>
       </w:r>
     </w:p>
     <w:p>
@@ -1386,11 +1371,33 @@
           <w:lang w:val="ru-RU"/>
         </w:rPr>
       </w:pPr>
-      <w:r>
-        <w:rPr>
-          <w:lang w:val="ru-RU"/>
-        </w:rPr>
-        <w:t xml:space="preserve">Оголошення змінної </w:t>
+      <w:proofErr w:type="spellStart"/>
+      <w:r>
+        <w:rPr>
+          <w:lang w:val="ru-RU"/>
+        </w:rPr>
+        <w:t>Оголошення</w:t>
+      </w:r>
+      <w:proofErr w:type="spellEnd"/>
+      <w:r>
+        <w:rPr>
+          <w:lang w:val="ru-RU"/>
+        </w:rPr>
+        <w:t xml:space="preserve"> </w:t>
+      </w:r>
+      <w:proofErr w:type="spellStart"/>
+      <w:r>
+        <w:rPr>
+          <w:lang w:val="ru-RU"/>
+        </w:rPr>
+        <w:t>змінної</w:t>
+      </w:r>
+      <w:proofErr w:type="spellEnd"/>
+      <w:r>
+        <w:rPr>
+          <w:lang w:val="ru-RU"/>
+        </w:rPr>
+        <w:t xml:space="preserve"> </w:t>
       </w:r>
       <w:proofErr w:type="spellStart"/>
       <w:r>
@@ -1404,7 +1411,21 @@
         <w:rPr>
           <w:lang w:val="ru-RU"/>
         </w:rPr>
-        <w:t xml:space="preserve"> та запис у неї тестового рядка.</w:t>
+        <w:t xml:space="preserve"> та </w:t>
+      </w:r>
+      <w:proofErr w:type="spellStart"/>
+      <w:r>
+        <w:rPr>
+          <w:lang w:val="ru-RU"/>
+        </w:rPr>
+        <w:t>запис</w:t>
+      </w:r>
+      <w:proofErr w:type="spellEnd"/>
+      <w:r>
+        <w:rPr>
+          <w:lang w:val="ru-RU"/>
+        </w:rPr>
+        <w:t xml:space="preserve"> у неї тестового рядка.</w:t>
       </w:r>
     </w:p>
     <w:p>
@@ -1455,11 +1476,19 @@
           <w:lang w:val="ru-RU"/>
         </w:rPr>
       </w:pPr>
-      <w:r>
-        <w:rPr>
-          <w:lang w:val="ru-RU"/>
-        </w:rPr>
-        <w:t xml:space="preserve">Виклик методу </w:t>
+      <w:proofErr w:type="spellStart"/>
+      <w:r>
+        <w:rPr>
+          <w:lang w:val="ru-RU"/>
+        </w:rPr>
+        <w:t>Виклик</w:t>
+      </w:r>
+      <w:proofErr w:type="spellEnd"/>
+      <w:r>
+        <w:rPr>
+          <w:lang w:val="ru-RU"/>
+        </w:rPr>
+        <w:t xml:space="preserve"> методу </w:t>
       </w:r>
       <w:proofErr w:type="spellStart"/>
       <w:proofErr w:type="gramStart"/>
@@ -1481,7 +1510,21 @@
         <w:rPr>
           <w:lang w:val="ru-RU"/>
         </w:rPr>
-        <w:t xml:space="preserve">) для змінної </w:t>
+        <w:t xml:space="preserve">) для </w:t>
+      </w:r>
+      <w:proofErr w:type="spellStart"/>
+      <w:r>
+        <w:rPr>
+          <w:lang w:val="ru-RU"/>
+        </w:rPr>
+        <w:t>змінної</w:t>
+      </w:r>
+      <w:proofErr w:type="spellEnd"/>
+      <w:r>
+        <w:rPr>
+          <w:lang w:val="ru-RU"/>
+        </w:rPr>
+        <w:t xml:space="preserve"> </w:t>
       </w:r>
       <w:proofErr w:type="spellStart"/>
       <w:r>
@@ -1525,7 +1568,35 @@
         <w:rPr>
           <w:lang w:val="ru-RU"/>
         </w:rPr>
-        <w:t xml:space="preserve">Послідовне застосування ланцюжка методів: спочатку метод </w:t>
+        <w:t xml:space="preserve">Послідовне застосування ланцюжка </w:t>
+      </w:r>
+      <w:proofErr w:type="spellStart"/>
+      <w:r>
+        <w:rPr>
+          <w:lang w:val="ru-RU"/>
+        </w:rPr>
+        <w:t>методів</w:t>
+      </w:r>
+      <w:proofErr w:type="spellEnd"/>
+      <w:r>
+        <w:rPr>
+          <w:lang w:val="ru-RU"/>
+        </w:rPr>
+        <w:t xml:space="preserve">: </w:t>
+      </w:r>
+      <w:proofErr w:type="spellStart"/>
+      <w:r>
+        <w:rPr>
+          <w:lang w:val="ru-RU"/>
+        </w:rPr>
+        <w:t>спочатку</w:t>
+      </w:r>
+      <w:proofErr w:type="spellEnd"/>
+      <w:r>
+        <w:rPr>
+          <w:lang w:val="ru-RU"/>
+        </w:rPr>
+        <w:t xml:space="preserve"> метод </w:t>
       </w:r>
       <w:proofErr w:type="spellStart"/>
       <w:proofErr w:type="gramStart"/>
@@ -1547,7 +1618,49 @@
         <w:rPr>
           <w:lang w:val="ru-RU"/>
         </w:rPr>
-        <w:t xml:space="preserve">) видаляє пробіли, а потім метод </w:t>
+        <w:t xml:space="preserve">) </w:t>
+      </w:r>
+      <w:proofErr w:type="spellStart"/>
+      <w:r>
+        <w:rPr>
+          <w:lang w:val="ru-RU"/>
+        </w:rPr>
+        <w:t>видаляє</w:t>
+      </w:r>
+      <w:proofErr w:type="spellEnd"/>
+      <w:r>
+        <w:rPr>
+          <w:lang w:val="ru-RU"/>
+        </w:rPr>
+        <w:t xml:space="preserve"> </w:t>
+      </w:r>
+      <w:proofErr w:type="spellStart"/>
+      <w:r>
+        <w:rPr>
+          <w:lang w:val="ru-RU"/>
+        </w:rPr>
+        <w:t>пробіли</w:t>
+      </w:r>
+      <w:proofErr w:type="spellEnd"/>
+      <w:r>
+        <w:rPr>
+          <w:lang w:val="ru-RU"/>
+        </w:rPr>
+        <w:t xml:space="preserve">, а </w:t>
+      </w:r>
+      <w:proofErr w:type="spellStart"/>
+      <w:r>
+        <w:rPr>
+          <w:lang w:val="ru-RU"/>
+        </w:rPr>
+        <w:t>потім</w:t>
+      </w:r>
+      <w:proofErr w:type="spellEnd"/>
+      <w:r>
+        <w:rPr>
+          <w:lang w:val="ru-RU"/>
+        </w:rPr>
+        <w:t xml:space="preserve"> метод </w:t>
       </w:r>
       <w:proofErr w:type="spellStart"/>
       <w:r>
@@ -1611,11 +1724,19 @@
           <w:lang w:val="ru-RU"/>
         </w:rPr>
       </w:pPr>
-      <w:r>
-        <w:rPr>
-          <w:lang w:val="ru-RU"/>
-        </w:rPr>
-        <w:t xml:space="preserve">Виклик методу </w:t>
+      <w:proofErr w:type="spellStart"/>
+      <w:r>
+        <w:rPr>
+          <w:lang w:val="ru-RU"/>
+        </w:rPr>
+        <w:t>Виклик</w:t>
+      </w:r>
+      <w:proofErr w:type="spellEnd"/>
+      <w:r>
+        <w:rPr>
+          <w:lang w:val="ru-RU"/>
+        </w:rPr>
+        <w:t xml:space="preserve"> методу </w:t>
       </w:r>
       <w:proofErr w:type="spellStart"/>
       <w:proofErr w:type="gramStart"/>
@@ -1637,7 +1758,21 @@
         <w:rPr>
           <w:lang w:val="ru-RU"/>
         </w:rPr>
-        <w:t>), який перетворює першу літеру кожного слова на велику</w:t>
+        <w:t xml:space="preserve">), який </w:t>
+      </w:r>
+      <w:proofErr w:type="spellStart"/>
+      <w:r>
+        <w:rPr>
+          <w:lang w:val="ru-RU"/>
+        </w:rPr>
+        <w:t>перетворює</w:t>
+      </w:r>
+      <w:proofErr w:type="spellEnd"/>
+      <w:r>
+        <w:rPr>
+          <w:lang w:val="ru-RU"/>
+        </w:rPr>
+        <w:t xml:space="preserve"> першу літеру кожного слова на велику</w:t>
       </w:r>
       <w:r>
         <w:rPr>
@@ -1663,11 +1798,19 @@
           <w:lang w:val="ru-RU"/>
         </w:rPr>
       </w:pPr>
-      <w:r>
-        <w:rPr>
-          <w:lang w:val="ru-RU"/>
-        </w:rPr>
-        <w:t xml:space="preserve">Виклик методу </w:t>
+      <w:proofErr w:type="spellStart"/>
+      <w:r>
+        <w:rPr>
+          <w:lang w:val="ru-RU"/>
+        </w:rPr>
+        <w:t>Виклик</w:t>
+      </w:r>
+      <w:proofErr w:type="spellEnd"/>
+      <w:r>
+        <w:rPr>
+          <w:lang w:val="ru-RU"/>
+        </w:rPr>
+        <w:t xml:space="preserve"> методу </w:t>
       </w:r>
       <w:proofErr w:type="spellStart"/>
       <w:proofErr w:type="gramStart"/>
@@ -1689,7 +1832,21 @@
         <w:rPr>
           <w:lang w:val="ru-RU"/>
         </w:rPr>
-        <w:t>), який переводить усі символи рядка у верхній регістр, та виведення результату.</w:t>
+        <w:t xml:space="preserve">), який переводить </w:t>
+      </w:r>
+      <w:proofErr w:type="spellStart"/>
+      <w:r>
+        <w:rPr>
+          <w:lang w:val="ru-RU"/>
+        </w:rPr>
+        <w:t>усі</w:t>
+      </w:r>
+      <w:proofErr w:type="spellEnd"/>
+      <w:r>
+        <w:rPr>
+          <w:lang w:val="ru-RU"/>
+        </w:rPr>
+        <w:t xml:space="preserve"> символи рядка у верхній регістр, та виведення результату.</w:t>
       </w:r>
     </w:p>
     <w:p>
@@ -1703,11 +1860,19 @@
           <w:lang w:val="ru-RU"/>
         </w:rPr>
       </w:pPr>
-      <w:r>
-        <w:rPr>
-          <w:lang w:val="ru-RU"/>
-        </w:rPr>
-        <w:t xml:space="preserve">Виклик методу </w:t>
+      <w:proofErr w:type="spellStart"/>
+      <w:r>
+        <w:rPr>
+          <w:lang w:val="ru-RU"/>
+        </w:rPr>
+        <w:t>Виклик</w:t>
+      </w:r>
+      <w:proofErr w:type="spellEnd"/>
+      <w:r>
+        <w:rPr>
+          <w:lang w:val="ru-RU"/>
+        </w:rPr>
+        <w:t xml:space="preserve"> методу </w:t>
       </w:r>
       <w:proofErr w:type="spellStart"/>
       <w:proofErr w:type="gramStart"/>
@@ -1729,7 +1894,21 @@
         <w:rPr>
           <w:lang w:val="ru-RU"/>
         </w:rPr>
-        <w:t>), який переводить усі символи рядка у нижній регістр, та виведення результату.</w:t>
+        <w:t xml:space="preserve">), який переводить </w:t>
+      </w:r>
+      <w:proofErr w:type="spellStart"/>
+      <w:r>
+        <w:rPr>
+          <w:lang w:val="ru-RU"/>
+        </w:rPr>
+        <w:t>усі</w:t>
+      </w:r>
+      <w:proofErr w:type="spellEnd"/>
+      <w:r>
+        <w:rPr>
+          <w:lang w:val="ru-RU"/>
+        </w:rPr>
+        <w:t xml:space="preserve"> символи рядка у нижній регістр, та виведення результату.</w:t>
       </w:r>
     </w:p>
     <w:p>
@@ -2318,25 +2497,7 @@
             <w:szCs w:val="24"/>
             <w:lang w:val="ru-RU"/>
           </w:rPr>
-          <w:t>https://github.com/prokh251/TP-KB-251-Ilia-Prokhorenko/blob/main/topic_01/task</w:t>
-        </w:r>
-        <w:r>
-          <w:rPr>
-            <w:rStyle w:val="a5"/>
-            <w:sz w:val="24"/>
-            <w:szCs w:val="24"/>
-            <w:lang w:val="ru-RU"/>
-          </w:rPr>
-          <w:t>2</w:t>
-        </w:r>
-        <w:r>
-          <w:rPr>
-            <w:rStyle w:val="a5"/>
-            <w:sz w:val="24"/>
-            <w:szCs w:val="24"/>
-            <w:lang w:val="ru-RU"/>
-          </w:rPr>
-          <w:t>.py</w:t>
+          <w:t>https://github.com/prokh251/TP-KB-251-Ilia-Prokhorenko/blob/main/topic_01/task2.py</w:t>
         </w:r>
       </w:hyperlink>
       <w:r>
@@ -2384,7 +2545,7 @@
         </w:rPr>
         <w:lastRenderedPageBreak/>
         <w:drawing>
-          <wp:anchor distT="0" distB="0" distL="114300" distR="114300" simplePos="0" relativeHeight="251659264" behindDoc="0" locked="0" layoutInCell="1" allowOverlap="1" wp14:anchorId="5790569E" wp14:editId="3A14ABAC">
+          <wp:anchor distT="0" distB="0" distL="114300" distR="114300" simplePos="0" relativeHeight="251661312" behindDoc="0" locked="0" layoutInCell="1" allowOverlap="1" wp14:anchorId="79488CA9" wp14:editId="11EFB0B6">
             <wp:simplePos x="0" y="0"/>
             <wp:positionH relativeFrom="margin">
               <wp:align>center</wp:align>
@@ -2392,10 +2553,10 @@
             <wp:positionV relativeFrom="paragraph">
               <wp:posOffset>0</wp:posOffset>
             </wp:positionV>
-            <wp:extent cx="7026910" cy="2860040"/>
-            <wp:effectExtent l="0" t="0" r="2540" b="0"/>
+            <wp:extent cx="7200265" cy="2724150"/>
+            <wp:effectExtent l="0" t="0" r="635" b="0"/>
             <wp:wrapTopAndBottom/>
-            <wp:docPr id="3" name="Рисунок 3"/>
+            <wp:docPr id="2" name="Рисунок 2"/>
             <wp:cNvGraphicFramePr>
               <a:graphicFrameLocks xmlns:a="http://schemas.openxmlformats.org/drawingml/2006/main" noChangeAspect="1"/>
             </wp:cNvGraphicFramePr>
@@ -2421,7 +2582,7 @@
                   <pic:spPr>
                     <a:xfrm>
                       <a:off x="0" y="0"/>
-                      <a:ext cx="7026910" cy="2860040"/>
+                      <a:ext cx="7200265" cy="2724150"/>
                     </a:xfrm>
                     <a:prstGeom prst="rect">
                       <a:avLst/>
@@ -2462,23 +2623,7 @@
           <w:bCs/>
           <w:lang w:val="uk-UA"/>
         </w:rPr>
-        <w:t>3</w:t>
-      </w:r>
-      <w:r>
-        <w:rPr>
-          <w:b/>
-          <w:bCs/>
-          <w:lang w:val="uk-UA"/>
-        </w:rPr>
-        <w:t xml:space="preserve">. </w:t>
-      </w:r>
-      <w:r>
-        <w:rPr>
-          <w:b/>
-          <w:bCs/>
-          <w:lang w:val="uk-UA"/>
-        </w:rPr>
-        <w:t>Функція пошуку дискримінанту</w:t>
+        <w:t>3. Функція пошуку дискримінанту</w:t>
       </w:r>
     </w:p>
     <w:p>
@@ -2647,73 +2792,16 @@
           <w:numId w:val="6"/>
         </w:numPr>
         <w:rPr>
-          <w:lang w:val="ru-RU"/>
-        </w:rPr>
-      </w:pPr>
-      <w:r>
-        <w:rPr>
-          <w:lang w:val="ru-RU"/>
-        </w:rPr>
-        <w:t xml:space="preserve">Отримання </w:t>
-      </w:r>
-      <w:proofErr w:type="spellStart"/>
-      <w:r>
-        <w:rPr>
-          <w:lang w:val="ru-RU"/>
-        </w:rPr>
-        <w:t>вхідних</w:t>
-      </w:r>
-      <w:proofErr w:type="spellEnd"/>
-      <w:r>
-        <w:rPr>
-          <w:lang w:val="ru-RU"/>
-        </w:rPr>
-        <w:t xml:space="preserve"> </w:t>
-      </w:r>
-      <w:proofErr w:type="spellStart"/>
-      <w:r>
-        <w:rPr>
-          <w:lang w:val="ru-RU"/>
-        </w:rPr>
-        <w:t>даних</w:t>
-      </w:r>
-      <w:proofErr w:type="spellEnd"/>
-      <w:r>
-        <w:rPr>
-          <w:lang w:val="ru-RU"/>
-        </w:rPr>
-        <w:t xml:space="preserve"> </w:t>
-      </w:r>
-      <w:proofErr w:type="spellStart"/>
-      <w:r>
-        <w:rPr>
-          <w:lang w:val="ru-RU"/>
-        </w:rPr>
-        <w:t>від</w:t>
-      </w:r>
-      <w:proofErr w:type="spellEnd"/>
-      <w:r>
-        <w:rPr>
-          <w:lang w:val="ru-RU"/>
-        </w:rPr>
-        <w:t xml:space="preserve"> </w:t>
-      </w:r>
-      <w:proofErr w:type="spellStart"/>
-      <w:r>
-        <w:rPr>
-          <w:lang w:val="ru-RU"/>
-        </w:rPr>
-        <w:t>користувача</w:t>
-      </w:r>
-      <w:proofErr w:type="spellEnd"/>
-      <w:r>
-        <w:rPr>
-          <w:lang w:val="ru-RU"/>
-        </w:rPr>
-        <w:t xml:space="preserve">: послідовний виклик функції </w:t>
-      </w:r>
-      <w:proofErr w:type="spellStart"/>
-      <w:proofErr w:type="gramStart"/>
+          <w:lang w:val="uk-UA"/>
+        </w:rPr>
+      </w:pPr>
+      <w:r>
+        <w:rPr>
+          <w:lang w:val="uk-UA"/>
+        </w:rPr>
+        <w:t xml:space="preserve">Отримання вхідних даних від користувача: послідовний виклик функції </w:t>
+      </w:r>
+      <w:proofErr w:type="spellStart"/>
       <w:r>
         <w:rPr>
           <w:lang w:val="ru-RU"/>
@@ -2723,16 +2811,9 @@
       <w:proofErr w:type="spellEnd"/>
       <w:r>
         <w:rPr>
-          <w:lang w:val="ru-RU"/>
-        </w:rPr>
-        <w:t>(</w:t>
-      </w:r>
-      <w:proofErr w:type="gramEnd"/>
-      <w:r>
-        <w:rPr>
-          <w:lang w:val="ru-RU"/>
-        </w:rPr>
-        <w:t xml:space="preserve">) для введення значень коефіцієнтів, їх перетворення з рядкового типу на дробовий за допомогою </w:t>
+          <w:lang w:val="uk-UA"/>
+        </w:rPr>
+        <w:t xml:space="preserve">() для введення значень коефіцієнтів, їх перетворення з рядкового типу на дробовий за допомогою </w:t>
       </w:r>
       <w:proofErr w:type="spellStart"/>
       <w:r>
@@ -2744,9 +2825,45 @@
       <w:proofErr w:type="spellEnd"/>
       <w:r>
         <w:rPr>
-          <w:lang w:val="ru-RU"/>
-        </w:rPr>
-        <w:t>() та збереження у змінні a, b і c.</w:t>
+          <w:lang w:val="uk-UA"/>
+        </w:rPr>
+        <w:t xml:space="preserve">() та збереження у змінні </w:t>
+      </w:r>
+      <w:r>
+        <w:rPr>
+          <w:lang w:val="ru-RU"/>
+        </w:rPr>
+        <w:t>a</w:t>
+      </w:r>
+      <w:r>
+        <w:rPr>
+          <w:lang w:val="uk-UA"/>
+        </w:rPr>
+        <w:t xml:space="preserve">, </w:t>
+      </w:r>
+      <w:r>
+        <w:rPr>
+          <w:lang w:val="ru-RU"/>
+        </w:rPr>
+        <w:t>b</w:t>
+      </w:r>
+      <w:r>
+        <w:rPr>
+          <w:lang w:val="uk-UA"/>
+        </w:rPr>
+        <w:t xml:space="preserve"> і </w:t>
+      </w:r>
+      <w:r>
+        <w:rPr>
+          <w:lang w:val="ru-RU"/>
+        </w:rPr>
+        <w:t>c</w:t>
+      </w:r>
+      <w:r>
+        <w:rPr>
+          <w:lang w:val="uk-UA"/>
+        </w:rPr>
+        <w:t>.</w:t>
       </w:r>
     </w:p>
     <w:p>
@@ -2760,11 +2877,33 @@
           <w:lang w:val="ru-RU"/>
         </w:rPr>
       </w:pPr>
-      <w:r>
-        <w:rPr>
-          <w:lang w:val="ru-RU"/>
-        </w:rPr>
-        <w:t xml:space="preserve">Виклик функції </w:t>
+      <w:proofErr w:type="spellStart"/>
+      <w:r>
+        <w:rPr>
+          <w:lang w:val="ru-RU"/>
+        </w:rPr>
+        <w:t>Виклик</w:t>
+      </w:r>
+      <w:proofErr w:type="spellEnd"/>
+      <w:r>
+        <w:rPr>
+          <w:lang w:val="ru-RU"/>
+        </w:rPr>
+        <w:t xml:space="preserve"> </w:t>
+      </w:r>
+      <w:proofErr w:type="spellStart"/>
+      <w:r>
+        <w:rPr>
+          <w:lang w:val="ru-RU"/>
+        </w:rPr>
+        <w:t>функції</w:t>
+      </w:r>
+      <w:proofErr w:type="spellEnd"/>
+      <w:r>
+        <w:rPr>
+          <w:lang w:val="ru-RU"/>
+        </w:rPr>
+        <w:t xml:space="preserve"> </w:t>
       </w:r>
       <w:proofErr w:type="spellStart"/>
       <w:proofErr w:type="gramStart"/>
@@ -2786,7 +2925,21 @@
         <w:rPr>
           <w:lang w:val="ru-RU"/>
         </w:rPr>
-        <w:t xml:space="preserve">a, b, c) з передачею введених </w:t>
+        <w:t xml:space="preserve">a, b, c) з передачею </w:t>
+      </w:r>
+      <w:proofErr w:type="spellStart"/>
+      <w:r>
+        <w:rPr>
+          <w:lang w:val="ru-RU"/>
+        </w:rPr>
+        <w:t>введених</w:t>
+      </w:r>
+      <w:proofErr w:type="spellEnd"/>
+      <w:r>
+        <w:rPr>
+          <w:lang w:val="ru-RU"/>
+        </w:rPr>
+        <w:t xml:space="preserve"> </w:t>
       </w:r>
       <w:proofErr w:type="spellStart"/>
       <w:r>
@@ -2963,7 +3116,21 @@
           <w:lang w:val="ru-RU"/>
         </w:rPr>
         <w:lastRenderedPageBreak/>
-        <w:t xml:space="preserve">Виведення повідомлення про значення дискримінанта на екран за </w:t>
+        <w:t xml:space="preserve">Виведення повідомлення про значення дискримінанта на </w:t>
+      </w:r>
+      <w:proofErr w:type="spellStart"/>
+      <w:r>
+        <w:rPr>
+          <w:lang w:val="ru-RU"/>
+        </w:rPr>
+        <w:t>екран</w:t>
+      </w:r>
+      <w:proofErr w:type="spellEnd"/>
+      <w:r>
+        <w:rPr>
+          <w:lang w:val="ru-RU"/>
+        </w:rPr>
+        <w:t xml:space="preserve"> за </w:t>
       </w:r>
       <w:proofErr w:type="spellStart"/>
       <w:r>
@@ -3591,43 +3758,7 @@
             <w:szCs w:val="24"/>
             <w:lang w:val="ru-RU"/>
           </w:rPr>
-          <w:t>https://github.com/prokh251/TP-KB-251-Ilia-Prokhorenk</w:t>
-        </w:r>
-        <w:r>
-          <w:rPr>
-            <w:rStyle w:val="a5"/>
-            <w:sz w:val="24"/>
-            <w:szCs w:val="24"/>
-            <w:lang w:val="ru-RU"/>
-          </w:rPr>
-          <w:t>o</w:t>
-        </w:r>
-        <w:r>
-          <w:rPr>
-            <w:rStyle w:val="a5"/>
-            <w:sz w:val="24"/>
-            <w:szCs w:val="24"/>
-            <w:lang w:val="ru-RU"/>
-          </w:rPr>
-          <w:t>/blob/main/topic_01/task</w:t>
-        </w:r>
-        <w:r>
-          <w:rPr>
-            <w:rStyle w:val="a5"/>
-            <w:sz w:val="24"/>
-            <w:szCs w:val="24"/>
-            <w:lang w:val="ru-RU"/>
-          </w:rPr>
-          <w:t>3</w:t>
-        </w:r>
-        <w:r>
-          <w:rPr>
-            <w:rStyle w:val="a5"/>
-            <w:sz w:val="24"/>
-            <w:szCs w:val="24"/>
-            <w:lang w:val="ru-RU"/>
-          </w:rPr>
-          <w:t>.py</w:t>
+          <w:t>https://github.com/prokh251/TP-KB-251-Ilia-Prokhorenko/blob/main/topic_01/task3.py</w:t>
         </w:r>
       </w:hyperlink>
       <w:r>
@@ -3671,11 +3802,12 @@
       </w:pPr>
       <w:r>
         <w:rPr>
+          <w:noProof/>
           <w:lang w:val="ru-RU"/>
         </w:rPr>
         <w:lastRenderedPageBreak/>
         <w:drawing>
-          <wp:anchor distT="0" distB="0" distL="114300" distR="114300" simplePos="0" relativeHeight="251660288" behindDoc="0" locked="0" layoutInCell="1" allowOverlap="1" wp14:anchorId="041C892E" wp14:editId="72D7B6E9">
+          <wp:anchor distT="0" distB="0" distL="114300" distR="114300" simplePos="0" relativeHeight="251660288" behindDoc="0" locked="0" layoutInCell="1" allowOverlap="1" wp14:anchorId="041C892E" wp14:editId="6C6DCAEA">
             <wp:simplePos x="0" y="0"/>
             <wp:positionH relativeFrom="margin">
               <wp:align>center</wp:align>
@@ -3683,8 +3815,8 @@
             <wp:positionV relativeFrom="paragraph">
               <wp:posOffset>0</wp:posOffset>
             </wp:positionV>
-            <wp:extent cx="6887210" cy="3406775"/>
-            <wp:effectExtent l="0" t="0" r="8890" b="3175"/>
+            <wp:extent cx="7039610" cy="3481705"/>
+            <wp:effectExtent l="0" t="0" r="8890" b="4445"/>
             <wp:wrapTopAndBottom/>
             <wp:docPr id="4" name="Рисунок 4"/>
             <wp:cNvGraphicFramePr>
@@ -3712,7 +3844,7 @@
                   <pic:spPr>
                     <a:xfrm>
                       <a:off x="0" y="0"/>
-                      <a:ext cx="6887210" cy="3406775"/>
+                      <a:ext cx="7039610" cy="3481705"/>
                     </a:xfrm>
                     <a:prstGeom prst="rect">
                       <a:avLst/>

--- a/TP-KB-251-Ilia-Prokhorenko-lpr.docx
+++ b/TP-KB-251-Ilia-Prokhorenko-lpr.docx
@@ -3218,12 +3218,34 @@
           <w:lang w:val="ru-RU"/>
         </w:rPr>
       </w:pPr>
+      <w:proofErr w:type="spellStart"/>
       <w:r>
         <w:rPr>
           <w:lang w:val="ru-RU"/>
         </w:rPr>
         <w:lastRenderedPageBreak/>
-        <w:t xml:space="preserve">Виведення повідомлення про </w:t>
+        <w:t>Виведення</w:t>
+      </w:r>
+      <w:proofErr w:type="spellEnd"/>
+      <w:r>
+        <w:rPr>
+          <w:lang w:val="ru-RU"/>
+        </w:rPr>
+        <w:t xml:space="preserve"> </w:t>
+      </w:r>
+      <w:proofErr w:type="spellStart"/>
+      <w:r>
+        <w:rPr>
+          <w:lang w:val="ru-RU"/>
+        </w:rPr>
+        <w:t>повідомлення</w:t>
+      </w:r>
+      <w:proofErr w:type="spellEnd"/>
+      <w:r>
+        <w:rPr>
+          <w:lang w:val="ru-RU"/>
+        </w:rPr>
+        <w:t xml:space="preserve"> про </w:t>
       </w:r>
       <w:proofErr w:type="spellStart"/>
       <w:r>
@@ -3932,31 +3954,49 @@
     <w:p>
       <w:pPr>
         <w:ind w:firstLine="0"/>
+        <w:rPr>
+          <w:lang w:val="ru-RU"/>
+        </w:rPr>
       </w:pPr>
     </w:p>
     <w:p>
       <w:pPr>
         <w:ind w:firstLine="0"/>
+        <w:rPr>
+          <w:lang w:val="ru-RU"/>
+        </w:rPr>
       </w:pPr>
     </w:p>
     <w:p>
       <w:pPr>
         <w:ind w:firstLine="0"/>
+        <w:rPr>
+          <w:lang w:val="ru-RU"/>
+        </w:rPr>
       </w:pPr>
     </w:p>
     <w:p>
       <w:pPr>
         <w:ind w:firstLine="0"/>
+        <w:rPr>
+          <w:lang w:val="ru-RU"/>
+        </w:rPr>
       </w:pPr>
     </w:p>
     <w:p>
       <w:pPr>
         <w:ind w:firstLine="0"/>
+        <w:rPr>
+          <w:lang w:val="ru-RU"/>
+        </w:rPr>
       </w:pPr>
     </w:p>
     <w:p>
       <w:pPr>
         <w:ind w:firstLine="0"/>
+        <w:rPr>
+          <w:lang w:val="ru-RU"/>
+        </w:rPr>
       </w:pPr>
       <w:r>
         <w:rPr>
@@ -4066,19 +4106,7 @@
         <w:rPr>
           <w:lang w:val="uk-UA"/>
         </w:rPr>
-        <w:t>Під час виконання практичного завдання до Теми №</w:t>
-      </w:r>
-      <w:r>
-        <w:rPr>
-          <w:lang w:val="uk-UA"/>
-        </w:rPr>
-        <w:t>2</w:t>
-      </w:r>
-      <w:r>
-        <w:rPr>
-          <w:lang w:val="uk-UA"/>
-        </w:rPr>
-        <w:t xml:space="preserve"> було надано варіанти рішення до наступних задач:</w:t>
+        <w:t>Під час виконання практичного завдання до Теми №2 було надано варіанти рішення до наступних задач:</w:t>
       </w:r>
     </w:p>
     <w:p>
@@ -4097,15 +4125,7 @@
           <w:bCs/>
           <w:lang w:val="uk-UA"/>
         </w:rPr>
-        <w:t xml:space="preserve">1. </w:t>
-      </w:r>
-      <w:r>
-        <w:rPr>
-          <w:b/>
-          <w:bCs/>
-          <w:lang w:val="uk-UA"/>
-        </w:rPr>
-        <w:t>Функція пошуку коренів дискримінанту</w:t>
+        <w:t>1. Функція пошуку коренів дискримінанту</w:t>
       </w:r>
     </w:p>
     <w:p>
@@ -5407,11 +5427,6 @@
           <w:lang w:val="uk-UA"/>
         </w:rPr>
         <w:tab/>
-      </w:r>
-      <w:r>
-        <w:rPr>
-          <w:lang w:val="uk-UA"/>
-        </w:rPr>
         <w:t xml:space="preserve">Посилання на </w:t>
       </w:r>
       <w:proofErr w:type="spellStart"/>
@@ -5636,25 +5651,7 @@
             <w:szCs w:val="24"/>
             <w:lang w:val="uk-UA"/>
           </w:rPr>
-          <w:t>_0</w:t>
-        </w:r>
-        <w:r>
-          <w:rPr>
-            <w:rStyle w:val="a5"/>
-            <w:sz w:val="24"/>
-            <w:szCs w:val="24"/>
-            <w:lang w:val="uk-UA"/>
-          </w:rPr>
-          <w:t>2</w:t>
-        </w:r>
-        <w:r>
-          <w:rPr>
-            <w:rStyle w:val="a5"/>
-            <w:sz w:val="24"/>
-            <w:szCs w:val="24"/>
-            <w:lang w:val="uk-UA"/>
-          </w:rPr>
-          <w:t>/</w:t>
+          <w:t>_02/</w:t>
         </w:r>
         <w:r>
           <w:rPr>
@@ -5672,16 +5669,7 @@
             <w:szCs w:val="24"/>
             <w:lang w:val="uk-UA"/>
           </w:rPr>
-          <w:t>1</w:t>
-        </w:r>
-        <w:r>
-          <w:rPr>
-            <w:rStyle w:val="a5"/>
-            <w:sz w:val="24"/>
-            <w:szCs w:val="24"/>
-            <w:lang w:val="uk-UA"/>
-          </w:rPr>
-          <w:t>.</w:t>
+          <w:t>1.</w:t>
         </w:r>
         <w:proofErr w:type="spellStart"/>
         <w:r>
@@ -5737,6 +5725,7 @@
       </w:pPr>
       <w:r>
         <w:rPr>
+          <w:noProof/>
           <w:lang w:val="ru-RU"/>
         </w:rPr>
         <w:drawing>
@@ -5791,23 +5780,7 @@
           <w:bCs/>
           <w:lang w:val="uk-UA"/>
         </w:rPr>
-        <w:t>2</w:t>
-      </w:r>
-      <w:r>
-        <w:rPr>
-          <w:b/>
-          <w:bCs/>
-          <w:lang w:val="uk-UA"/>
-        </w:rPr>
-        <w:t xml:space="preserve">. </w:t>
-      </w:r>
-      <w:r>
-        <w:rPr>
-          <w:b/>
-          <w:bCs/>
-          <w:lang w:val="uk-UA"/>
-        </w:rPr>
-        <w:t xml:space="preserve">Калькулятор </w:t>
+        <w:t xml:space="preserve">2. Калькулятор </w:t>
       </w:r>
       <w:r>
         <w:rPr>
@@ -6659,6 +6632,66 @@
                 <w:szCs w:val="20"/>
                 <w:lang w:val="uk-UA"/>
               </w:rPr>
+              <w:t xml:space="preserve">    if b == 0:</w:t>
+            </w:r>
+          </w:p>
+          <w:p>
+            <w:pPr>
+              <w:ind w:firstLine="0"/>
+              <w:rPr>
+                <w:rFonts w:ascii="Courier New" w:hAnsi="Courier New" w:cs="Courier New"/>
+                <w:sz w:val="20"/>
+                <w:szCs w:val="20"/>
+                <w:lang w:val="uk-UA"/>
+              </w:rPr>
+            </w:pPr>
+            <w:r>
+              <w:rPr>
+                <w:rFonts w:ascii="Courier New" w:hAnsi="Courier New" w:cs="Courier New"/>
+                <w:sz w:val="20"/>
+                <w:szCs w:val="20"/>
+                <w:lang w:val="uk-UA"/>
+              </w:rPr>
+              <w:t xml:space="preserve">        </w:t>
+            </w:r>
+            <w:proofErr w:type="spellStart"/>
+            <w:r>
+              <w:rPr>
+                <w:rFonts w:ascii="Courier New" w:hAnsi="Courier New" w:cs="Courier New"/>
+                <w:sz w:val="20"/>
+                <w:szCs w:val="20"/>
+                <w:lang w:val="uk-UA"/>
+              </w:rPr>
+              <w:t>return</w:t>
+            </w:r>
+            <w:proofErr w:type="spellEnd"/>
+            <w:r>
+              <w:rPr>
+                <w:rFonts w:ascii="Courier New" w:hAnsi="Courier New" w:cs="Courier New"/>
+                <w:sz w:val="20"/>
+                <w:szCs w:val="20"/>
+                <w:lang w:val="uk-UA"/>
+              </w:rPr>
+              <w:t xml:space="preserve"> "Помилка: ділення на нуль неможливе!"</w:t>
+            </w:r>
+          </w:p>
+          <w:p>
+            <w:pPr>
+              <w:ind w:firstLine="0"/>
+              <w:rPr>
+                <w:rFonts w:ascii="Courier New" w:hAnsi="Courier New" w:cs="Courier New"/>
+                <w:sz w:val="20"/>
+                <w:szCs w:val="20"/>
+                <w:lang w:val="uk-UA"/>
+              </w:rPr>
+            </w:pPr>
+            <w:r>
+              <w:rPr>
+                <w:rFonts w:ascii="Courier New" w:hAnsi="Courier New" w:cs="Courier New"/>
+                <w:sz w:val="20"/>
+                <w:szCs w:val="20"/>
+                <w:lang w:val="uk-UA"/>
+              </w:rPr>
               <w:t xml:space="preserve">    </w:t>
             </w:r>
             <w:proofErr w:type="spellStart"/>
@@ -6892,6 +6925,7 @@
                 <w:szCs w:val="20"/>
                 <w:lang w:val="uk-UA"/>
               </w:rPr>
+              <w:lastRenderedPageBreak/>
               <w:t xml:space="preserve">if </w:t>
             </w:r>
             <w:proofErr w:type="spellStart"/>
@@ -6993,7 +7027,6 @@
                 <w:szCs w:val="20"/>
                 <w:lang w:val="uk-UA"/>
               </w:rPr>
-              <w:lastRenderedPageBreak/>
               <w:t>elif</w:t>
             </w:r>
             <w:proofErr w:type="spellEnd"/>
@@ -7642,17 +7675,9 @@
             <w:szCs w:val="24"/>
             <w:lang w:val="uk-UA"/>
           </w:rPr>
-          <w:t>2</w:t>
+          <w:t>2.</w:t>
         </w:r>
-        <w:r>
-          <w:rPr>
-            <w:rStyle w:val="a5"/>
-            <w:sz w:val="24"/>
-            <w:szCs w:val="24"/>
-            <w:lang w:val="uk-UA"/>
-          </w:rPr>
-          <w:t>.</w:t>
-        </w:r>
+        <w:proofErr w:type="spellStart"/>
         <w:r>
           <w:rPr>
             <w:rStyle w:val="a5"/>
@@ -7662,6 +7687,7 @@
           </w:rPr>
           <w:t>py</w:t>
         </w:r>
+        <w:proofErr w:type="spellEnd"/>
       </w:hyperlink>
     </w:p>
     <w:p>
@@ -7705,6 +7731,7 @@
       </w:pPr>
       <w:r>
         <w:rPr>
+          <w:noProof/>
           <w:lang w:val="ru-RU"/>
         </w:rPr>
         <w:drawing>
@@ -8624,6 +8651,66 @@
                 <w:szCs w:val="20"/>
                 <w:lang w:val="uk-UA"/>
               </w:rPr>
+              <w:t xml:space="preserve">    if b == 0:</w:t>
+            </w:r>
+          </w:p>
+          <w:p>
+            <w:pPr>
+              <w:ind w:firstLine="0"/>
+              <w:rPr>
+                <w:rFonts w:ascii="Courier New" w:hAnsi="Courier New" w:cs="Courier New"/>
+                <w:sz w:val="20"/>
+                <w:szCs w:val="20"/>
+                <w:lang w:val="uk-UA"/>
+              </w:rPr>
+            </w:pPr>
+            <w:r>
+              <w:rPr>
+                <w:rFonts w:ascii="Courier New" w:hAnsi="Courier New" w:cs="Courier New"/>
+                <w:sz w:val="20"/>
+                <w:szCs w:val="20"/>
+                <w:lang w:val="uk-UA"/>
+              </w:rPr>
+              <w:t xml:space="preserve">        </w:t>
+            </w:r>
+            <w:proofErr w:type="spellStart"/>
+            <w:r>
+              <w:rPr>
+                <w:rFonts w:ascii="Courier New" w:hAnsi="Courier New" w:cs="Courier New"/>
+                <w:sz w:val="20"/>
+                <w:szCs w:val="20"/>
+                <w:lang w:val="uk-UA"/>
+              </w:rPr>
+              <w:t>return</w:t>
+            </w:r>
+            <w:proofErr w:type="spellEnd"/>
+            <w:r>
+              <w:rPr>
+                <w:rFonts w:ascii="Courier New" w:hAnsi="Courier New" w:cs="Courier New"/>
+                <w:sz w:val="20"/>
+                <w:szCs w:val="20"/>
+                <w:lang w:val="uk-UA"/>
+              </w:rPr>
+              <w:t xml:space="preserve"> "Помилка: ділення на нуль неможливе!"</w:t>
+            </w:r>
+          </w:p>
+          <w:p>
+            <w:pPr>
+              <w:ind w:firstLine="0"/>
+              <w:rPr>
+                <w:rFonts w:ascii="Courier New" w:hAnsi="Courier New" w:cs="Courier New"/>
+                <w:sz w:val="20"/>
+                <w:szCs w:val="20"/>
+                <w:lang w:val="uk-UA"/>
+              </w:rPr>
+            </w:pPr>
+            <w:r>
+              <w:rPr>
+                <w:rFonts w:ascii="Courier New" w:hAnsi="Courier New" w:cs="Courier New"/>
+                <w:sz w:val="20"/>
+                <w:szCs w:val="20"/>
+                <w:lang w:val="uk-UA"/>
+              </w:rPr>
               <w:t xml:space="preserve">    </w:t>
             </w:r>
             <w:proofErr w:type="spellStart"/>
@@ -8675,6 +8762,7 @@
                 <w:szCs w:val="20"/>
                 <w:lang w:val="uk-UA"/>
               </w:rPr>
+              <w:lastRenderedPageBreak/>
               <w:t xml:space="preserve">a = </w:t>
             </w:r>
             <w:proofErr w:type="spellStart"/>
@@ -8796,7 +8884,6 @@
                 <w:szCs w:val="20"/>
                 <w:lang w:val="uk-UA"/>
               </w:rPr>
-              <w:lastRenderedPageBreak/>
               <w:t>oper</w:t>
             </w:r>
             <w:proofErr w:type="spellEnd"/>
@@ -9634,17 +9721,9 @@
             <w:szCs w:val="24"/>
             <w:lang w:val="uk-UA"/>
           </w:rPr>
-          <w:t>3</w:t>
+          <w:t>3.</w:t>
         </w:r>
-        <w:r>
-          <w:rPr>
-            <w:rStyle w:val="a5"/>
-            <w:sz w:val="24"/>
-            <w:szCs w:val="24"/>
-            <w:lang w:val="uk-UA"/>
-          </w:rPr>
-          <w:t>.</w:t>
-        </w:r>
+        <w:proofErr w:type="spellStart"/>
         <w:r>
           <w:rPr>
             <w:rStyle w:val="a5"/>
@@ -9654,6 +9733,7 @@
           </w:rPr>
           <w:t>py</w:t>
         </w:r>
+        <w:proofErr w:type="spellEnd"/>
       </w:hyperlink>
     </w:p>
     <w:p>
@@ -9697,6 +9777,7 @@
       </w:pPr>
       <w:r>
         <w:rPr>
+          <w:noProof/>
           <w:lang w:val="ru-RU"/>
         </w:rPr>
         <w:drawing>
@@ -9785,19 +9866,8 @@
         <w:rPr>
           <w:lang w:val="uk-UA"/>
         </w:rPr>
-        <w:t>Під час виконання практичного завдання до Теми №</w:t>
-      </w:r>
-      <w:r>
-        <w:rPr>
-          <w:lang w:val="uk-UA"/>
-        </w:rPr>
-        <w:t>3</w:t>
-      </w:r>
-      <w:r>
-        <w:rPr>
-          <w:lang w:val="uk-UA"/>
-        </w:rPr>
-        <w:t xml:space="preserve"> було надано варіанти рішення до наступних задач:</w:t>
+        <w:lastRenderedPageBreak/>
+        <w:t>Під час виконання практичного завдання до Теми №3 було надано варіанти рішення до наступних задач:</w:t>
       </w:r>
     </w:p>
     <w:p>
@@ -9814,16 +9884,7 @@
           <w:bCs/>
           <w:lang w:val="uk-UA"/>
         </w:rPr>
-        <w:lastRenderedPageBreak/>
-        <w:t xml:space="preserve">1. </w:t>
-      </w:r>
-      <w:r>
-        <w:rPr>
-          <w:b/>
-          <w:bCs/>
-          <w:lang w:val="uk-UA"/>
-        </w:rPr>
-        <w:t>Постійний калькулятор</w:t>
+        <w:t>1. Постійний калькулятор</w:t>
       </w:r>
     </w:p>
     <w:p>
@@ -10232,6 +10293,7 @@
         <w:rPr>
           <w:lang w:val="uk-UA"/>
         </w:rPr>
+        <w:lastRenderedPageBreak/>
         <w:t xml:space="preserve">Реалізуємо умову if q == "n": з інструкцією </w:t>
       </w:r>
       <w:proofErr w:type="spellStart"/>
@@ -10265,7 +10327,6 @@
         <w:rPr>
           <w:lang w:val="uk-UA"/>
         </w:rPr>
-        <w:lastRenderedPageBreak/>
         <w:t>Тестуємо роботу програми в циклі: перевіряємо багаторазові обчислення та зупинку роботи при введенні команди завершення.</w:t>
       </w:r>
     </w:p>
@@ -10672,6 +10733,66 @@
                 <w:szCs w:val="20"/>
                 <w:lang w:val="uk-UA"/>
               </w:rPr>
+              <w:t xml:space="preserve">    if b == 0:</w:t>
+            </w:r>
+          </w:p>
+          <w:p>
+            <w:pPr>
+              <w:ind w:firstLine="0"/>
+              <w:rPr>
+                <w:rFonts w:ascii="Courier New" w:hAnsi="Courier New" w:cs="Courier New"/>
+                <w:sz w:val="20"/>
+                <w:szCs w:val="20"/>
+                <w:lang w:val="uk-UA"/>
+              </w:rPr>
+            </w:pPr>
+            <w:r>
+              <w:rPr>
+                <w:rFonts w:ascii="Courier New" w:hAnsi="Courier New" w:cs="Courier New"/>
+                <w:sz w:val="20"/>
+                <w:szCs w:val="20"/>
+                <w:lang w:val="uk-UA"/>
+              </w:rPr>
+              <w:t xml:space="preserve">        </w:t>
+            </w:r>
+            <w:proofErr w:type="spellStart"/>
+            <w:r>
+              <w:rPr>
+                <w:rFonts w:ascii="Courier New" w:hAnsi="Courier New" w:cs="Courier New"/>
+                <w:sz w:val="20"/>
+                <w:szCs w:val="20"/>
+                <w:lang w:val="uk-UA"/>
+              </w:rPr>
+              <w:t>return</w:t>
+            </w:r>
+            <w:proofErr w:type="spellEnd"/>
+            <w:r>
+              <w:rPr>
+                <w:rFonts w:ascii="Courier New" w:hAnsi="Courier New" w:cs="Courier New"/>
+                <w:sz w:val="20"/>
+                <w:szCs w:val="20"/>
+                <w:lang w:val="uk-UA"/>
+              </w:rPr>
+              <w:t xml:space="preserve"> "Помилка: ділення на нуль неможливе!"</w:t>
+            </w:r>
+          </w:p>
+          <w:p>
+            <w:pPr>
+              <w:ind w:firstLine="0"/>
+              <w:rPr>
+                <w:rFonts w:ascii="Courier New" w:hAnsi="Courier New" w:cs="Courier New"/>
+                <w:sz w:val="20"/>
+                <w:szCs w:val="20"/>
+                <w:lang w:val="uk-UA"/>
+              </w:rPr>
+            </w:pPr>
+            <w:r>
+              <w:rPr>
+                <w:rFonts w:ascii="Courier New" w:hAnsi="Courier New" w:cs="Courier New"/>
+                <w:sz w:val="20"/>
+                <w:szCs w:val="20"/>
+                <w:lang w:val="uk-UA"/>
+              </w:rPr>
               <w:t xml:space="preserve">    </w:t>
             </w:r>
             <w:proofErr w:type="spellStart"/>
@@ -11074,27 +11195,7 @@
                 <w:szCs w:val="20"/>
                 <w:lang w:val="uk-UA"/>
               </w:rPr>
-              <w:t xml:space="preserve"> </w:t>
-            </w:r>
-            <w:proofErr w:type="spellStart"/>
-            <w:r>
-              <w:rPr>
-                <w:rFonts w:ascii="Courier New" w:hAnsi="Courier New" w:cs="Courier New"/>
-                <w:sz w:val="20"/>
-                <w:szCs w:val="20"/>
-                <w:lang w:val="uk-UA"/>
-              </w:rPr>
-              <w:t>oper</w:t>
-            </w:r>
-            <w:proofErr w:type="spellEnd"/>
-            <w:r>
-              <w:rPr>
-                <w:rFonts w:ascii="Courier New" w:hAnsi="Courier New" w:cs="Courier New"/>
-                <w:sz w:val="20"/>
-                <w:szCs w:val="20"/>
-                <w:lang w:val="uk-UA"/>
-              </w:rPr>
-              <w:t xml:space="preserve"> == "-":</w:t>
+              <w:t xml:space="preserve"> oper == "-":</w:t>
             </w:r>
           </w:p>
           <w:p>
@@ -11194,27 +11295,7 @@
                 <w:szCs w:val="20"/>
                 <w:lang w:val="uk-UA"/>
               </w:rPr>
-              <w:t xml:space="preserve"> </w:t>
-            </w:r>
-            <w:proofErr w:type="spellStart"/>
-            <w:r>
-              <w:rPr>
-                <w:rFonts w:ascii="Courier New" w:hAnsi="Courier New" w:cs="Courier New"/>
-                <w:sz w:val="20"/>
-                <w:szCs w:val="20"/>
-                <w:lang w:val="uk-UA"/>
-              </w:rPr>
-              <w:t>oper</w:t>
-            </w:r>
-            <w:proofErr w:type="spellEnd"/>
-            <w:r>
-              <w:rPr>
-                <w:rFonts w:ascii="Courier New" w:hAnsi="Courier New" w:cs="Courier New"/>
-                <w:sz w:val="20"/>
-                <w:szCs w:val="20"/>
-                <w:lang w:val="uk-UA"/>
-              </w:rPr>
-              <w:t xml:space="preserve"> == "*":</w:t>
+              <w:t xml:space="preserve"> oper == "*":</w:t>
             </w:r>
           </w:p>
           <w:p>
@@ -11314,27 +11395,7 @@
                 <w:szCs w:val="20"/>
                 <w:lang w:val="uk-UA"/>
               </w:rPr>
-              <w:t xml:space="preserve"> </w:t>
-            </w:r>
-            <w:proofErr w:type="spellStart"/>
-            <w:r>
-              <w:rPr>
-                <w:rFonts w:ascii="Courier New" w:hAnsi="Courier New" w:cs="Courier New"/>
-                <w:sz w:val="20"/>
-                <w:szCs w:val="20"/>
-                <w:lang w:val="uk-UA"/>
-              </w:rPr>
-              <w:t>oper</w:t>
-            </w:r>
-            <w:proofErr w:type="spellEnd"/>
-            <w:r>
-              <w:rPr>
-                <w:rFonts w:ascii="Courier New" w:hAnsi="Courier New" w:cs="Courier New"/>
-                <w:sz w:val="20"/>
-                <w:szCs w:val="20"/>
-                <w:lang w:val="uk-UA"/>
-              </w:rPr>
-              <w:t xml:space="preserve"> == "/":</w:t>
+              <w:t xml:space="preserve"> oper == "/":</w:t>
             </w:r>
           </w:p>
           <w:p>
@@ -11658,7 +11719,6 @@
         <w:rPr>
           <w:lang w:val="uk-UA"/>
         </w:rPr>
-        <w:lastRenderedPageBreak/>
         <w:tab/>
         <w:t xml:space="preserve">Посилання на </w:t>
       </w:r>
@@ -11677,6 +11737,9 @@
     <w:p>
       <w:pPr>
         <w:ind w:firstLine="0"/>
+        <w:rPr>
+          <w:lang w:val="ru-RU"/>
+        </w:rPr>
       </w:pPr>
       <w:r>
         <w:rPr>
@@ -11883,25 +11946,7 @@
             <w:szCs w:val="24"/>
             <w:lang w:val="uk-UA"/>
           </w:rPr>
-          <w:t>_0</w:t>
-        </w:r>
-        <w:r>
-          <w:rPr>
-            <w:rStyle w:val="a5"/>
-            <w:sz w:val="24"/>
-            <w:szCs w:val="24"/>
-            <w:lang w:val="uk-UA"/>
-          </w:rPr>
-          <w:t>3</w:t>
-        </w:r>
-        <w:r>
-          <w:rPr>
-            <w:rStyle w:val="a5"/>
-            <w:sz w:val="24"/>
-            <w:szCs w:val="24"/>
-            <w:lang w:val="uk-UA"/>
-          </w:rPr>
-          <w:t>/</w:t>
+          <w:t>_03/</w:t>
         </w:r>
         <w:r>
           <w:rPr>
@@ -11919,17 +11964,9 @@
             <w:szCs w:val="24"/>
             <w:lang w:val="uk-UA"/>
           </w:rPr>
-          <w:t>1</w:t>
+          <w:t>1.</w:t>
         </w:r>
-        <w:r>
-          <w:rPr>
-            <w:rStyle w:val="a5"/>
-            <w:sz w:val="24"/>
-            <w:szCs w:val="24"/>
-            <w:lang w:val="uk-UA"/>
-          </w:rPr>
-          <w:t>.</w:t>
-        </w:r>
+        <w:proofErr w:type="spellStart"/>
         <w:r>
           <w:rPr>
             <w:rStyle w:val="a5"/>
@@ -11939,6 +11976,7 @@
           </w:rPr>
           <w:t>py</w:t>
         </w:r>
+        <w:proofErr w:type="spellEnd"/>
       </w:hyperlink>
     </w:p>
     <w:p>
@@ -11978,6 +12016,9 @@
         <w:jc w:val="center"/>
       </w:pPr>
       <w:r>
+        <w:rPr>
+          <w:noProof/>
+        </w:rPr>
         <w:drawing>
           <wp:inline distT="0" distB="0" distL="0" distR="0" wp14:anchorId="38262C35" wp14:editId="2B7AB290">
             <wp:extent cx="2695951" cy="2219635"/>
@@ -12029,23 +12070,7 @@
           <w:bCs/>
           <w:lang w:val="uk-UA"/>
         </w:rPr>
-        <w:t>2</w:t>
-      </w:r>
-      <w:r>
-        <w:rPr>
-          <w:b/>
-          <w:bCs/>
-          <w:lang w:val="uk-UA"/>
-        </w:rPr>
-        <w:t xml:space="preserve">. </w:t>
-      </w:r>
-      <w:r>
-        <w:rPr>
-          <w:b/>
-          <w:bCs/>
-          <w:lang w:val="uk-UA"/>
-        </w:rPr>
-        <w:t>Тест функцій списків</w:t>
+        <w:t>2. Тест функцій списків</w:t>
       </w:r>
     </w:p>
     <w:p>
@@ -12331,6 +12356,7 @@
         <w:rPr>
           <w:lang w:val="uk-UA"/>
         </w:rPr>
+        <w:lastRenderedPageBreak/>
         <w:t xml:space="preserve">Використовуємо метод </w:t>
       </w:r>
       <w:proofErr w:type="spellStart"/>
@@ -12430,7 +12456,6 @@
         <w:rPr>
           <w:lang w:val="uk-UA"/>
         </w:rPr>
-        <w:lastRenderedPageBreak/>
         <w:t xml:space="preserve">Створюємо незалежну поверхневу копію списку за допомогою методу </w:t>
       </w:r>
       <w:proofErr w:type="spellStart"/>
@@ -13253,6 +13278,7 @@
                 <w:szCs w:val="20"/>
                 <w:lang w:val="uk-UA"/>
               </w:rPr>
+              <w:lastRenderedPageBreak/>
               <w:t>copied_list</w:t>
             </w:r>
             <w:proofErr w:type="spellEnd"/>
@@ -13672,7 +13698,6 @@
                 <w:szCs w:val="20"/>
                 <w:lang w:val="uk-UA"/>
               </w:rPr>
-              <w:lastRenderedPageBreak/>
               <w:t>numbers.clear</w:t>
             </w:r>
             <w:proofErr w:type="spellEnd"/>
@@ -13814,8 +13839,14 @@
     <w:p>
       <w:pPr>
         <w:ind w:firstLine="0"/>
-      </w:pPr>
-      <w:r>
+        <w:rPr>
+          <w:lang w:val="ru-RU"/>
+        </w:rPr>
+      </w:pPr>
+      <w:r>
+        <w:rPr>
+          <w:lang w:val="ru-RU"/>
+        </w:rPr>
         <w:tab/>
       </w:r>
       <w:hyperlink r:id="rId19" w:history="1">
@@ -13836,6 +13867,7 @@
           </w:rPr>
           <w:t>://</w:t>
         </w:r>
+        <w:proofErr w:type="spellStart"/>
         <w:r>
           <w:rPr>
             <w:rStyle w:val="a5"/>
@@ -13844,6 +13876,7 @@
           </w:rPr>
           <w:t>github</w:t>
         </w:r>
+        <w:proofErr w:type="spellEnd"/>
         <w:r>
           <w:rPr>
             <w:rStyle w:val="a5"/>
@@ -13870,6 +13903,7 @@
           </w:rPr>
           <w:t>/</w:t>
         </w:r>
+        <w:proofErr w:type="spellStart"/>
         <w:r>
           <w:rPr>
             <w:rStyle w:val="a5"/>
@@ -13878,6 +13912,7 @@
           </w:rPr>
           <w:t>prokh</w:t>
         </w:r>
+        <w:proofErr w:type="spellEnd"/>
         <w:r>
           <w:rPr>
             <w:rStyle w:val="a5"/>
@@ -13938,6 +13973,7 @@
           </w:rPr>
           <w:t>-</w:t>
         </w:r>
+        <w:proofErr w:type="spellStart"/>
         <w:r>
           <w:rPr>
             <w:rStyle w:val="a5"/>
@@ -13946,6 +13982,7 @@
           </w:rPr>
           <w:t>Prokhorenko</w:t>
         </w:r>
+        <w:proofErr w:type="spellEnd"/>
         <w:r>
           <w:rPr>
             <w:rStyle w:val="a5"/>
@@ -14019,6 +14056,7 @@
             <w:rStyle w:val="a5"/>
             <w:sz w:val="24"/>
             <w:szCs w:val="24"/>
+            <w:lang w:val="ru-RU"/>
           </w:rPr>
           <w:t>2</w:t>
         </w:r>
@@ -14031,6 +14069,7 @@
           </w:rPr>
           <w:t>.</w:t>
         </w:r>
+        <w:proofErr w:type="spellStart"/>
         <w:r>
           <w:rPr>
             <w:rStyle w:val="a5"/>
@@ -14039,6 +14078,7 @@
           </w:rPr>
           <w:t>py</w:t>
         </w:r>
+        <w:proofErr w:type="spellEnd"/>
       </w:hyperlink>
     </w:p>
     <w:p>
@@ -14049,6 +14089,9 @@
         </w:rPr>
       </w:pPr>
       <w:r>
+        <w:rPr>
+          <w:lang w:val="ru-RU"/>
+        </w:rPr>
         <w:tab/>
       </w:r>
       <w:r>
@@ -14079,6 +14122,7 @@
       </w:pPr>
       <w:r>
         <w:rPr>
+          <w:noProof/>
           <w:lang w:val="ru-RU"/>
         </w:rPr>
         <w:drawing>
@@ -14132,23 +14176,7 @@
           <w:bCs/>
           <w:lang w:val="uk-UA"/>
         </w:rPr>
-        <w:t>3</w:t>
-      </w:r>
-      <w:r>
-        <w:rPr>
-          <w:b/>
-          <w:bCs/>
-          <w:lang w:val="uk-UA"/>
-        </w:rPr>
-        <w:t xml:space="preserve">. </w:t>
-      </w:r>
-      <w:r>
-        <w:rPr>
-          <w:b/>
-          <w:bCs/>
-          <w:lang w:val="uk-UA"/>
-        </w:rPr>
-        <w:t>Тест функцій словників</w:t>
+        <w:t>3. Тест функцій словників</w:t>
       </w:r>
     </w:p>
     <w:p>
@@ -14290,6 +14318,7 @@
         <w:rPr>
           <w:lang w:val="uk-UA"/>
         </w:rPr>
+        <w:lastRenderedPageBreak/>
         <w:t xml:space="preserve">Створюємо вихідний словник </w:t>
       </w:r>
       <w:proofErr w:type="spellStart"/>
@@ -14445,7 +14474,6 @@
         <w:rPr>
           <w:lang w:val="uk-UA"/>
         </w:rPr>
-        <w:lastRenderedPageBreak/>
         <w:t xml:space="preserve">Демонструємо роботу методу </w:t>
       </w:r>
       <w:proofErr w:type="spellStart"/>
@@ -15780,7 +15808,6 @@
         <w:rPr>
           <w:lang w:val="uk-UA"/>
         </w:rPr>
-        <w:lastRenderedPageBreak/>
         <w:tab/>
         <w:t xml:space="preserve">Посилання на </w:t>
       </w:r>
@@ -15799,8 +15826,14 @@
     <w:p>
       <w:pPr>
         <w:ind w:firstLine="0"/>
-      </w:pPr>
-      <w:r>
+        <w:rPr>
+          <w:lang w:val="ru-RU"/>
+        </w:rPr>
+      </w:pPr>
+      <w:r>
+        <w:rPr>
+          <w:lang w:val="ru-RU"/>
+        </w:rPr>
         <w:tab/>
       </w:r>
       <w:hyperlink r:id="rId21" w:history="1">
@@ -15821,6 +15854,7 @@
           </w:rPr>
           <w:t>://</w:t>
         </w:r>
+        <w:proofErr w:type="spellStart"/>
         <w:r>
           <w:rPr>
             <w:rStyle w:val="a5"/>
@@ -15829,6 +15863,7 @@
           </w:rPr>
           <w:t>github</w:t>
         </w:r>
+        <w:proofErr w:type="spellEnd"/>
         <w:r>
           <w:rPr>
             <w:rStyle w:val="a5"/>
@@ -15855,6 +15890,7 @@
           </w:rPr>
           <w:t>/</w:t>
         </w:r>
+        <w:proofErr w:type="spellStart"/>
         <w:r>
           <w:rPr>
             <w:rStyle w:val="a5"/>
@@ -15863,6 +15899,7 @@
           </w:rPr>
           <w:t>prokh</w:t>
         </w:r>
+        <w:proofErr w:type="spellEnd"/>
         <w:r>
           <w:rPr>
             <w:rStyle w:val="a5"/>
@@ -15923,6 +15960,7 @@
           </w:rPr>
           <w:t>-</w:t>
         </w:r>
+        <w:proofErr w:type="spellStart"/>
         <w:r>
           <w:rPr>
             <w:rStyle w:val="a5"/>
@@ -15931,6 +15969,7 @@
           </w:rPr>
           <w:t>Prokhorenko</w:t>
         </w:r>
+        <w:proofErr w:type="spellEnd"/>
         <w:r>
           <w:rPr>
             <w:rStyle w:val="a5"/>
@@ -16004,6 +16043,7 @@
             <w:rStyle w:val="a5"/>
             <w:sz w:val="24"/>
             <w:szCs w:val="24"/>
+            <w:lang w:val="ru-RU"/>
           </w:rPr>
           <w:t>3</w:t>
         </w:r>
@@ -16016,6 +16056,7 @@
           </w:rPr>
           <w:t>.</w:t>
         </w:r>
+        <w:proofErr w:type="spellStart"/>
         <w:r>
           <w:rPr>
             <w:rStyle w:val="a5"/>
@@ -16024,6 +16065,7 @@
           </w:rPr>
           <w:t>py</w:t>
         </w:r>
+        <w:proofErr w:type="spellEnd"/>
       </w:hyperlink>
     </w:p>
     <w:p>
@@ -16034,6 +16076,9 @@
         </w:rPr>
       </w:pPr>
       <w:r>
+        <w:rPr>
+          <w:lang w:val="ru-RU"/>
+        </w:rPr>
         <w:tab/>
       </w:r>
       <w:r>
@@ -16064,6 +16109,7 @@
       </w:pPr>
       <w:r>
         <w:rPr>
+          <w:noProof/>
           <w:lang w:val="ru-RU"/>
         </w:rPr>
         <w:drawing>
@@ -16117,23 +16163,7 @@
           <w:bCs/>
           <w:lang w:val="uk-UA"/>
         </w:rPr>
-        <w:t>4</w:t>
-      </w:r>
-      <w:r>
-        <w:rPr>
-          <w:b/>
-          <w:bCs/>
-          <w:lang w:val="uk-UA"/>
-        </w:rPr>
-        <w:t xml:space="preserve">. </w:t>
-      </w:r>
-      <w:r>
-        <w:rPr>
-          <w:b/>
-          <w:bCs/>
-          <w:lang w:val="uk-UA"/>
-        </w:rPr>
-        <w:t>Функція пошуку позиції в списку</w:t>
+        <w:t>4. Функція пошуку позиції в списку</w:t>
       </w:r>
     </w:p>
     <w:p>
@@ -16246,6 +16276,7 @@
         <w:rPr>
           <w:lang w:val="uk-UA"/>
         </w:rPr>
+        <w:lastRenderedPageBreak/>
         <w:t xml:space="preserve">За допомогою циклу </w:t>
       </w:r>
       <w:proofErr w:type="spellStart"/>
@@ -16472,7 +16503,6 @@
         <w:rPr>
           <w:lang w:val="uk-UA"/>
         </w:rPr>
-        <w:lastRenderedPageBreak/>
         <w:t>Ініціалізуємо</w:t>
       </w:r>
       <w:proofErr w:type="spellEnd"/>
@@ -16943,27 +16973,7 @@
                 <w:szCs w:val="20"/>
                 <w:lang w:val="uk-UA"/>
               </w:rPr>
-              <w:t xml:space="preserve"> &gt;= </w:t>
-            </w:r>
-            <w:proofErr w:type="spellStart"/>
-            <w:r>
-              <w:rPr>
-                <w:rFonts w:ascii="Courier New" w:hAnsi="Courier New" w:cs="Courier New"/>
-                <w:sz w:val="20"/>
-                <w:szCs w:val="20"/>
-                <w:lang w:val="uk-UA"/>
-              </w:rPr>
-              <w:t>item</w:t>
-            </w:r>
-            <w:proofErr w:type="spellEnd"/>
-            <w:r>
-              <w:rPr>
-                <w:rFonts w:ascii="Courier New" w:hAnsi="Courier New" w:cs="Courier New"/>
-                <w:sz w:val="20"/>
-                <w:szCs w:val="20"/>
-                <w:lang w:val="uk-UA"/>
-              </w:rPr>
-              <w:t>:</w:t>
+              <w:t xml:space="preserve"> &gt;= item:</w:t>
             </w:r>
           </w:p>
           <w:p>
@@ -17646,8 +17656,14 @@
     <w:p>
       <w:pPr>
         <w:ind w:firstLine="0"/>
-      </w:pPr>
-      <w:r>
+        <w:rPr>
+          <w:lang w:val="ru-RU"/>
+        </w:rPr>
+      </w:pPr>
+      <w:r>
+        <w:rPr>
+          <w:lang w:val="ru-RU"/>
+        </w:rPr>
         <w:tab/>
       </w:r>
       <w:hyperlink r:id="rId23" w:history="1">
@@ -17668,6 +17684,7 @@
           </w:rPr>
           <w:t>://</w:t>
         </w:r>
+        <w:proofErr w:type="spellStart"/>
         <w:r>
           <w:rPr>
             <w:rStyle w:val="a5"/>
@@ -17676,6 +17693,7 @@
           </w:rPr>
           <w:t>github</w:t>
         </w:r>
+        <w:proofErr w:type="spellEnd"/>
         <w:r>
           <w:rPr>
             <w:rStyle w:val="a5"/>
@@ -17702,6 +17720,7 @@
           </w:rPr>
           <w:t>/</w:t>
         </w:r>
+        <w:proofErr w:type="spellStart"/>
         <w:r>
           <w:rPr>
             <w:rStyle w:val="a5"/>
@@ -17710,6 +17729,7 @@
           </w:rPr>
           <w:t>prokh</w:t>
         </w:r>
+        <w:proofErr w:type="spellEnd"/>
         <w:r>
           <w:rPr>
             <w:rStyle w:val="a5"/>
@@ -17770,6 +17790,7 @@
           </w:rPr>
           <w:t>-</w:t>
         </w:r>
+        <w:proofErr w:type="spellStart"/>
         <w:r>
           <w:rPr>
             <w:rStyle w:val="a5"/>
@@ -17778,6 +17799,7 @@
           </w:rPr>
           <w:t>Prokhorenko</w:t>
         </w:r>
+        <w:proofErr w:type="spellEnd"/>
         <w:r>
           <w:rPr>
             <w:rStyle w:val="a5"/>
@@ -17851,6 +17873,7 @@
             <w:rStyle w:val="a5"/>
             <w:sz w:val="24"/>
             <w:szCs w:val="24"/>
+            <w:lang w:val="ru-RU"/>
           </w:rPr>
           <w:t>4</w:t>
         </w:r>
@@ -17863,6 +17886,7 @@
           </w:rPr>
           <w:t>.</w:t>
         </w:r>
+        <w:proofErr w:type="spellStart"/>
         <w:r>
           <w:rPr>
             <w:rStyle w:val="a5"/>
@@ -17871,6 +17895,7 @@
           </w:rPr>
           <w:t>py</w:t>
         </w:r>
+        <w:proofErr w:type="spellEnd"/>
       </w:hyperlink>
     </w:p>
     <w:p>
@@ -17881,7 +17906,9 @@
         </w:rPr>
       </w:pPr>
       <w:r>
-        <w:lastRenderedPageBreak/>
+        <w:rPr>
+          <w:lang w:val="ru-RU"/>
+        </w:rPr>
         <w:tab/>
       </w:r>
       <w:r>
@@ -17908,6 +17935,9 @@
         <w:jc w:val="center"/>
       </w:pPr>
       <w:r>
+        <w:rPr>
+          <w:noProof/>
+        </w:rPr>
         <w:drawing>
           <wp:inline distT="0" distB="0" distL="0" distR="0" wp14:anchorId="044E1C3E" wp14:editId="439E2893">
             <wp:extent cx="3658111" cy="1086002"/>
@@ -20374,6 +20404,7 @@
   <w:style w:type="character" w:default="1" w:styleId="a0">
     <w:name w:val="Default Paragraph Font"/>
     <w:uiPriority w:val="1"/>
+    <w:semiHidden/>
     <w:unhideWhenUsed/>
   </w:style>
   <w:style w:type="table" w:default="1" w:styleId="a1">
